--- a/DOCS-PEOPLE-LEAD/Andressa-Silva/01-Resumo-Call.docx
+++ b/DOCS-PEOPLE-LEAD/Andressa-Silva/01-Resumo-Call.docx
@@ -30,21 +30,6 @@
           <w:sz w:val="40"/>
         </w:rPr>
         <w:t>Andressa Silva</w:t>
-      </w:r>
-    </w:p>
-    <w:p>
-      <w:pPr>
-        <w:jc w:val="center"/>
-      </w:pPr>
-      <w:r>
-        <w:rPr>
-          <w:rFonts w:ascii="Calibri" w:hAnsi="Calibri" w:eastAsia="Calibri"/>
-          <w:b w:val="0"/>
-          <w:i/>
-          <w:color w:val="555555"/>
-          <w:sz w:val="24"/>
-        </w:rPr>
-        <w:t>MAPFRE</w:t>
       </w:r>
     </w:p>
     <w:p/>
@@ -1049,6 +1034,138 @@
         <w:t>Próxima call deve fechar prioridades, autoavaliação e escada realista de certificação.</w:t>
       </w:r>
     </w:p>
+    <w:p>
+      <w:pPr>
+        <w:pStyle w:val="Heading2"/>
+      </w:pPr>
+      <w:r>
+        <w:t>Ajuda para preencher a Autorreflexão (ABCD) — até 28/08</w:t>
+      </w:r>
+    </w:p>
+    <w:p>
+      <w:r>
+        <w:rPr>
+          <w:rFonts w:ascii="Calibri" w:hAnsi="Calibri" w:eastAsia="Calibri"/>
+          <w:b w:val="0"/>
+          <w:i w:val="0"/>
+          <w:sz w:val="22"/>
+        </w:rPr>
+        <w:t>Doc pronto com passo a passo na tela + textos para colar + Atualidade ≤150 caracteres:</w:t>
+      </w:r>
+    </w:p>
+    <w:p>
+      <w:pPr>
+        <w:pStyle w:val="ListBullet"/>
+      </w:pPr>
+      <w:r>
+        <w:rPr>
+          <w:rFonts w:ascii="Calibri" w:hAnsi="Calibri" w:eastAsia="Calibri"/>
+          <w:b w:val="0"/>
+          <w:i w:val="0"/>
+          <w:sz w:val="22"/>
+        </w:rPr>
+        <w:t xml:space="preserve">Markdown: </w:t>
+      </w:r>
+      <w:r>
+        <w:rPr>
+          <w:rFonts w:ascii="Consolas" w:hAnsi="Consolas" w:eastAsia="Consolas"/>
+          <w:b w:val="0"/>
+          <w:i w:val="0"/>
+          <w:color w:val="333333"/>
+          <w:sz w:val="18"/>
+        </w:rPr>
+        <w:t>people-lead/andressa/09-autorreflexao-passo-a-passo.md</w:t>
+      </w:r>
+    </w:p>
+    <w:p>
+      <w:pPr>
+        <w:pStyle w:val="ListBullet"/>
+      </w:pPr>
+      <w:r>
+        <w:rPr>
+          <w:rFonts w:ascii="Calibri" w:hAnsi="Calibri" w:eastAsia="Calibri"/>
+          <w:b w:val="0"/>
+          <w:i w:val="0"/>
+          <w:sz w:val="22"/>
+        </w:rPr>
+        <w:t xml:space="preserve">Word: </w:t>
+      </w:r>
+      <w:r>
+        <w:rPr>
+          <w:rFonts w:ascii="Consolas" w:hAnsi="Consolas" w:eastAsia="Consolas"/>
+          <w:b w:val="0"/>
+          <w:i w:val="0"/>
+          <w:color w:val="333333"/>
+          <w:sz w:val="18"/>
+        </w:rPr>
+        <w:t>DOCS-PEOPLE-LEAD/Andressa-Silva/05-Autorreflexao-passo-a-passo.docx</w:t>
+      </w:r>
+    </w:p>
+    <w:p>
+      <w:r>
+        <w:rPr>
+          <w:rFonts w:ascii="Calibri" w:hAnsi="Calibri" w:eastAsia="Calibri"/>
+          <w:b w:val="0"/>
+          <w:i w:val="0"/>
+          <w:sz w:val="22"/>
+        </w:rPr>
+        <w:t xml:space="preserve">Resumo do caminho: Priorities Homepage → </w:t>
+      </w:r>
+      <w:r>
+        <w:rPr>
+          <w:rFonts w:ascii="Calibri" w:hAnsi="Calibri" w:eastAsia="Calibri"/>
+          <w:b/>
+          <w:i w:val="0"/>
+          <w:sz w:val="22"/>
+        </w:rPr>
+        <w:t>Edit &gt;</w:t>
+      </w:r>
+      <w:r>
+        <w:rPr>
+          <w:rFonts w:ascii="Calibri" w:hAnsi="Calibri" w:eastAsia="Calibri"/>
+          <w:b w:val="0"/>
+          <w:i w:val="0"/>
+          <w:sz w:val="22"/>
+        </w:rPr>
+        <w:t xml:space="preserve"> → </w:t>
+      </w:r>
+      <w:r>
+        <w:rPr>
+          <w:rFonts w:ascii="Calibri" w:hAnsi="Calibri" w:eastAsia="Calibri"/>
+          <w:b/>
+          <w:i w:val="0"/>
+          <w:sz w:val="22"/>
+        </w:rPr>
+        <w:t>Submeta e Refleta</w:t>
+      </w:r>
+      <w:r>
+        <w:rPr>
+          <w:rFonts w:ascii="Calibri" w:hAnsi="Calibri" w:eastAsia="Calibri"/>
+          <w:b w:val="0"/>
+          <w:i w:val="0"/>
+          <w:sz w:val="22"/>
+        </w:rPr>
+        <w:t xml:space="preserve"> → colar reflexão → slider → Atualidade (máx. 150) → </w:t>
+      </w:r>
+      <w:r>
+        <w:rPr>
+          <w:rFonts w:ascii="Calibri" w:hAnsi="Calibri" w:eastAsia="Calibri"/>
+          <w:b/>
+          <w:i w:val="0"/>
+          <w:sz w:val="22"/>
+        </w:rPr>
+        <w:t>Enviar</w:t>
+      </w:r>
+      <w:r>
+        <w:rPr>
+          <w:rFonts w:ascii="Calibri" w:hAnsi="Calibri" w:eastAsia="Calibri"/>
+          <w:b w:val="0"/>
+          <w:i w:val="0"/>
+          <w:sz w:val="22"/>
+        </w:rPr>
+        <w:t>.</w:t>
+      </w:r>
+    </w:p>
     <w:sectPr>
       <w:footerReference w:type="default" r:id="rId9"/>
       <w:pgSz w:w="12240" w:h="15840"/>
